--- a/word/Edital-04-SP-PNAB.docx
+++ b/word/Edital-04-SP-PNAB.docx
@@ -260,7 +260,7 @@
         <w:t xml:space="preserve"> </w:t>
       </w:r>
       <w:r>
-        <w:t xml:space="preserve">https://sankofa-eosin.vercel.app</w:t>
+        <w:t xml:space="preserve">https://www.sankofahga.com</w:t>
       </w:r>
       <w:r>
         <w:t xml:space="preserve"> </w:t>

--- a/word/Edital-04-SP-PNAB.docx
+++ b/word/Edital-04-SP-PNAB.docx
@@ -317,7 +317,7 @@
         <w:t xml:space="preserve"> </w:t>
       </w:r>
       <w:r>
-        <w:t xml:space="preserve">da UNESCO, lançado em 2026 com cobertura completa dos Volumes I e II (23 enigmas validados, 9 Casas Reais Africanas, motor de áudio sintetizado de instrumentos africanos). Disponível gratuitamente como Progressive Web App, funciona offline em qualquer celular e está em conformidade com a Lei 10.639/03.</w:t>
+        <w:t xml:space="preserve">da UNESCO, lançado em 2026 com cobertura completa dos 8 volumes (71 enigmas validados, 9 Casas Reais Africanas, motor de áudio sintetizado de instrumentos africanos). Disponível gratuitamente como Progressive Web App, funciona offline em qualquer celular e está em conformidade com a Lei 10.639/03.</w:t>
       </w:r>
     </w:p>
     <w:p>
@@ -4650,7 +4650,7 @@
               <w:t xml:space="preserve">“</w:t>
             </w:r>
             <w:r>
-              <w:t xml:space="preserve">8 mundos. 23 enigmas. 9 casas reais. Tudo na HGA UNESCO.</w:t>
+              <w:t xml:space="preserve">8 mundos. 71 enigmas. 9 casas reais. Tudo na HGA UNESCO.</w:t>
             </w:r>
             <w:r>
               <w:t xml:space="preserve">”</w:t>
